--- a/docs/CSIS2430_Project3Plan.docx
+++ b/docs/CSIS2430_Project3Plan.docx
@@ -116,7 +116,7 @@
         <w:rPr>
           <w:rtl w:val="0"/>
         </w:rPr>
-        <w:t xml:space="preserve">Group 6</w:t>
+        <w:t xml:space="preserve">SIX!</w:t>
       </w:r>
     </w:p>
     <w:p>
@@ -147,7 +147,7 @@
         <w:rPr>
           <w:rtl w:val="0"/>
         </w:rPr>
-        <w:t xml:space="preserve">4- …</w:t>
+        <w:t xml:space="preserve">3-24</w:t>
       </w:r>
     </w:p>
     <w:p>
@@ -178,19 +178,20 @@
         <w:rPr>
           <w:rtl w:val="0"/>
         </w:rPr>
-        <w:t xml:space="preserve">3</w:t>
+        <w:t xml:space="preserve">4</w:t>
       </w:r>
       <w:r>
         <w:rPr>
           <w:color w:val="000000"/>
           <w:rtl w:val="0"/>
         </w:rPr>
-        <w:t xml:space="preserve">-23</w:t>
+        <w:t xml:space="preserve">-</w:t>
       </w:r>
       <w:r>
         <w:rPr>
           <w:rtl w:val="0"/>
         </w:rPr>
+        <w:t xml:space="preserve">12</w:t>
       </w:r>
     </w:p>
     <w:p>
@@ -206,21 +207,28 @@
           <w:right w:space="0" w:sz="0" w:val="nil"/>
           <w:between w:space="0" w:sz="0" w:val="nil"/>
         </w:pBdr>
+        <w:spacing w:after="0" w:lineRule="auto"/>
         <w:ind w:left="360" w:hanging="360"/>
+        <w:rPr>
+          <w:u w:val="none"/>
+        </w:rPr>
+      </w:pPr>
+      <w:r>
+        <w:rPr>
+          <w:rtl w:val="0"/>
+        </w:rPr>
+        <w:t xml:space="preserve">Checkpoint Due Date (mid-project): 2026-04-05</w:t>
+      </w:r>
+    </w:p>
+    <w:p>
+      <w:pPr>
+        <w:ind w:left="0" w:firstLine="0"/>
         <w:rPr/>
       </w:pPr>
       <w:r>
         <w:rPr>
-          <w:color w:val="000000"/>
           <w:rtl w:val="0"/>
         </w:rPr>
-        <w:t xml:space="preserve">Checkpoint Date (mid-project): 2026-0</w:t>
-      </w:r>
-      <w:r>
-        <w:rPr>
-          <w:rtl w:val="0"/>
-        </w:rPr>
-        <w:t xml:space="preserve">3-15</w:t>
       </w:r>
     </w:p>
     <w:p>
@@ -2969,9 +2977,9 @@
     <w:tbl>
       <w:tblPr>
         <w:tblStyle w:val="Table5"/>
-        <w:tblW w:w="10650.0" w:type="dxa"/>
+        <w:tblW w:w="10665.0" w:type="dxa"/>
         <w:jc w:val="left"/>
-        <w:tblInd w:w="42.0" w:type="dxa"/>
+        <w:tblInd w:w="27.00000000000003" w:type="dxa"/>
         <w:tblBorders>
           <w:top w:color="000000" w:space="0" w:sz="4" w:val="single"/>
           <w:left w:color="000000" w:space="0" w:sz="4" w:val="single"/>
@@ -2984,13 +2992,13 @@
         <w:tblLook w:val="0400"/>
       </w:tblPr>
       <w:tblGrid>
-        <w:gridCol w:w="2190"/>
+        <w:gridCol w:w="2205"/>
         <w:gridCol w:w="2835"/>
         <w:gridCol w:w="2400"/>
         <w:gridCol w:w="3225"/>
         <w:tblGridChange w:id="0">
           <w:tblGrid>
-            <w:gridCol w:w="2190"/>
+            <w:gridCol w:w="2205"/>
             <w:gridCol w:w="2835"/>
             <w:gridCol w:w="2400"/>
             <w:gridCol w:w="3225"/>
@@ -3142,49 +3150,53 @@
               <w:rPr>
                 <w:rtl w:val="0"/>
               </w:rPr>
-            </w:r>
-          </w:p>
-        </w:tc>
-        <w:tc>
-          <w:tcPr/>
-          <w:p>
-            <w:pPr>
-              <w:rPr/>
-            </w:pPr>
-            <w:r>
-              <w:rPr>
-                <w:rtl w:val="0"/>
-              </w:rPr>
-              <w:t xml:space="preserve">Project Plan document created</w:t>
-            </w:r>
-          </w:p>
-        </w:tc>
-        <w:tc>
-          <w:tcPr/>
-          <w:p>
-            <w:pPr>
-              <w:rPr/>
-            </w:pPr>
-            <w:r>
-              <w:rPr>
-                <w:rtl w:val="0"/>
-              </w:rPr>
-            </w:r>
-          </w:p>
-        </w:tc>
-        <w:tc>
-          <w:tcPr/>
-          <w:p>
-            <w:pPr>
-              <w:rPr>
-                <w:sz w:val="14"/>
-                <w:szCs w:val="14"/>
-              </w:rPr>
-            </w:pPr>
-            <w:r>
-              <w:rPr>
-                <w:rtl w:val="0"/>
-              </w:rPr>
+              <w:t xml:space="preserve">03/28/2026</w:t>
+            </w:r>
+          </w:p>
+        </w:tc>
+        <w:tc>
+          <w:tcPr/>
+          <w:p>
+            <w:pPr>
+              <w:rPr/>
+            </w:pPr>
+            <w:r>
+              <w:rPr>
+                <w:rtl w:val="0"/>
+              </w:rPr>
+              <w:t xml:space="preserve">Trello Board created</w:t>
+            </w:r>
+          </w:p>
+        </w:tc>
+        <w:tc>
+          <w:tcPr/>
+          <w:p>
+            <w:pPr>
+              <w:rPr/>
+            </w:pPr>
+            <w:r>
+              <w:rPr>
+                <w:rtl w:val="0"/>
+              </w:rPr>
+            </w:r>
+          </w:p>
+        </w:tc>
+        <w:tc>
+          <w:tcPr/>
+          <w:p>
+            <w:pPr>
+              <w:rPr>
+                <w:sz w:val="16"/>
+                <w:szCs w:val="16"/>
+              </w:rPr>
+            </w:pPr>
+            <w:r>
+              <w:rPr>
+                <w:sz w:val="16"/>
+                <w:szCs w:val="16"/>
+                <w:rtl w:val="0"/>
+              </w:rPr>
+              <w:t xml:space="preserve">https://trello.com/b/vPxUZUEa/project-3-optimal-selection</w:t>
             </w:r>
           </w:p>
         </w:tc>
@@ -3204,21 +3216,21 @@
               <w:rPr>
                 <w:rtl w:val="0"/>
               </w:rPr>
-              <w:t xml:space="preserve">03/28/2026</w:t>
-            </w:r>
-          </w:p>
-        </w:tc>
-        <w:tc>
-          <w:tcPr/>
-          <w:p>
-            <w:pPr>
-              <w:rPr/>
-            </w:pPr>
-            <w:r>
-              <w:rPr>
-                <w:rtl w:val="0"/>
-              </w:rPr>
-              <w:t xml:space="preserve">Trello Board created</w:t>
+              <w:t xml:space="preserve">04/01/2026</w:t>
+            </w:r>
+          </w:p>
+        </w:tc>
+        <w:tc>
+          <w:tcPr/>
+          <w:p>
+            <w:pPr>
+              <w:rPr/>
+            </w:pPr>
+            <w:r>
+              <w:rPr>
+                <w:rtl w:val="0"/>
+              </w:rPr>
+              <w:t xml:space="preserve">Project Plan document created</w:t>
             </w:r>
           </w:p>
         </w:tc>
@@ -3250,7 +3262,7 @@
                 <w:szCs w:val="16"/>
                 <w:rtl w:val="0"/>
               </w:rPr>
-              <w:t xml:space="preserve">https://trello.com/b/vPxUZUEa/project-3-optimal-selection</w:t>
+              <w:t xml:space="preserve">This document</w:t>
             </w:r>
           </w:p>
         </w:tc>
@@ -3371,8 +3383,6 @@
           <w:tcPr/>
           <w:p>
             <w:pPr>
-              <w:spacing w:line="276" w:lineRule="auto"/>
-              <w:ind w:right="-1440"/>
               <w:rPr>
                 <w:sz w:val="16"/>
                 <w:szCs w:val="16"/>
@@ -3380,8 +3390,11 @@
             </w:pPr>
             <w:r>
               <w:rPr>
-                <w:rtl w:val="0"/>
-              </w:rPr>
+                <w:sz w:val="16"/>
+                <w:szCs w:val="16"/>
+                <w:rtl w:val="0"/>
+              </w:rPr>
+              <w:t xml:space="preserve">https://trello.com/b/vPxUZUEa/project-3-optimal-selection</w:t>
             </w:r>
           </w:p>
         </w:tc>
@@ -3515,6 +3528,27 @@
               </w:rPr>
               <w:t xml:space="preserve">https://github.com/Nelstromo/CS2430-Project3/tree/main/src</w:t>
             </w:r>
+            <w:r>
+              <w:rPr>
+                <w:rtl w:val="0"/>
+              </w:rPr>
+            </w:r>
+          </w:p>
+          <w:p>
+            <w:pPr>
+              <w:rPr>
+                <w:sz w:val="16"/>
+                <w:szCs w:val="16"/>
+              </w:rPr>
+            </w:pPr>
+            <w:r>
+              <w:rPr>
+                <w:sz w:val="16"/>
+                <w:szCs w:val="16"/>
+                <w:rtl w:val="0"/>
+              </w:rPr>
+              <w:t xml:space="preserve">https://github.com/Nelstromo/CS2430-Project3/commit/52f4fb2f2ebff2832222a2fa45a3a74566efb907</w:t>
+            </w:r>
           </w:p>
         </w:tc>
       </w:tr>
@@ -3580,6 +3614,27 @@
                 <w:rtl w:val="0"/>
               </w:rPr>
               <w:t xml:space="preserve">https://github.com/Nelstromo/CS2430-Project3/commit/63c4164e64bbd6f52e3eaee5bdb752d9c8417180</w:t>
+            </w:r>
+            <w:r>
+              <w:rPr>
+                <w:rtl w:val="0"/>
+              </w:rPr>
+            </w:r>
+          </w:p>
+          <w:p>
+            <w:pPr>
+              <w:rPr>
+                <w:sz w:val="16"/>
+                <w:szCs w:val="16"/>
+              </w:rPr>
+            </w:pPr>
+            <w:r>
+              <w:rPr>
+                <w:sz w:val="16"/>
+                <w:szCs w:val="16"/>
+                <w:rtl w:val="0"/>
+              </w:rPr>
+              <w:t xml:space="preserve">https://github.com/Nelstromo/CS2430-Project3/commit/52f4fb2f2ebff2832222a2fa45a3a74566efb907</w:t>
             </w:r>
           </w:p>
         </w:tc>

--- a/docs/CSIS2430_Project3Plan.docx
+++ b/docs/CSIS2430_Project3Plan.docx
@@ -943,6 +943,7 @@
               <w:rPr>
                 <w:rtl w:val="0"/>
               </w:rPr>
+              <w:t xml:space="preserve">04/25/2026</w:t>
             </w:r>
           </w:p>
         </w:tc>
@@ -984,7 +985,7 @@
               <w:rPr>
                 <w:rtl w:val="0"/>
               </w:rPr>
-              <w:t xml:space="preserve">IP</w:t>
+              <w:t xml:space="preserve">D</w:t>
             </w:r>
           </w:p>
         </w:tc>
@@ -999,8 +1000,32 @@
             </w:pPr>
             <w:r>
               <w:rPr>
-                <w:rtl w:val="0"/>
-              </w:rPr>
+                <w:sz w:val="16"/>
+                <w:szCs w:val="16"/>
+                <w:rtl w:val="0"/>
+              </w:rPr>
+              <w:t xml:space="preserve">https://github.com/Nelstromo/CS2430-Project3/tree/main</w:t>
+            </w:r>
+            <w:r>
+              <w:rPr>
+                <w:rtl w:val="0"/>
+              </w:rPr>
+            </w:r>
+          </w:p>
+          <w:p>
+            <w:pPr>
+              <w:rPr>
+                <w:sz w:val="16"/>
+                <w:szCs w:val="16"/>
+              </w:rPr>
+            </w:pPr>
+            <w:r>
+              <w:rPr>
+                <w:sz w:val="16"/>
+                <w:szCs w:val="16"/>
+                <w:rtl w:val="0"/>
+              </w:rPr>
+              <w:t xml:space="preserve">https://github.com/Nelstromo/CS2430-Project3/blob/main/CONTRIBUTIONS.md</w:t>
             </w:r>
           </w:p>
         </w:tc>
@@ -1034,6 +1059,7 @@
               <w:rPr>
                 <w:rtl w:val="0"/>
               </w:rPr>
+              <w:t xml:space="preserve">04/10/2026</w:t>
             </w:r>
           </w:p>
         </w:tc>
@@ -1075,20 +1101,47 @@
               <w:rPr>
                 <w:rtl w:val="0"/>
               </w:rPr>
-              <w:t xml:space="preserve">IP</w:t>
-            </w:r>
-          </w:p>
-        </w:tc>
-        <w:tc>
-          <w:tcPr/>
-          <w:p>
-            <w:pPr>
-              <w:rPr/>
-            </w:pPr>
-            <w:r>
-              <w:rPr>
-                <w:rtl w:val="0"/>
-              </w:rPr>
+              <w:t xml:space="preserve">D</w:t>
+            </w:r>
+          </w:p>
+        </w:tc>
+        <w:tc>
+          <w:tcPr/>
+          <w:p>
+            <w:pPr>
+              <w:rPr>
+                <w:sz w:val="16"/>
+                <w:szCs w:val="16"/>
+              </w:rPr>
+            </w:pPr>
+            <w:r>
+              <w:rPr>
+                <w:sz w:val="16"/>
+                <w:szCs w:val="16"/>
+                <w:rtl w:val="0"/>
+              </w:rPr>
+              <w:t xml:space="preserve">https://github.com/Nelstromo/CS2430-Project3/commit/52f4fb2f2ebff2832222a2fa45a3a74566efb907</w:t>
+            </w:r>
+            <w:r>
+              <w:rPr>
+                <w:rtl w:val="0"/>
+              </w:rPr>
+            </w:r>
+          </w:p>
+          <w:p>
+            <w:pPr>
+              <w:rPr>
+                <w:sz w:val="16"/>
+                <w:szCs w:val="16"/>
+              </w:rPr>
+            </w:pPr>
+            <w:r>
+              <w:rPr>
+                <w:sz w:val="16"/>
+                <w:szCs w:val="16"/>
+                <w:rtl w:val="0"/>
+              </w:rPr>
+              <w:t xml:space="preserve">https://github.com/Nelstromo/CS2430-Project3/commit/07a82f4c653270b3967d934b5f7a94f385494cb5</w:t>
             </w:r>
           </w:p>
         </w:tc>
@@ -1122,6 +1175,7 @@
               <w:rPr>
                 <w:rtl w:val="0"/>
               </w:rPr>
+              <w:t xml:space="preserve">04/19/2026</w:t>
             </w:r>
           </w:p>
         </w:tc>
@@ -1163,20 +1217,21 @@
               <w:rPr>
                 <w:rtl w:val="0"/>
               </w:rPr>
-              <w:t xml:space="preserve">IP</w:t>
-            </w:r>
-          </w:p>
-        </w:tc>
-        <w:tc>
-          <w:tcPr/>
-          <w:p>
-            <w:pPr>
-              <w:rPr/>
-            </w:pPr>
-            <w:r>
-              <w:rPr>
-                <w:rtl w:val="0"/>
-              </w:rPr>
+              <w:t xml:space="preserve">D</w:t>
+            </w:r>
+          </w:p>
+        </w:tc>
+        <w:tc>
+          <w:tcPr/>
+          <w:p>
+            <w:pPr>
+              <w:rPr/>
+            </w:pPr>
+            <w:r>
+              <w:rPr>
+                <w:rtl w:val="0"/>
+              </w:rPr>
+              <w:t xml:space="preserve">https://github.com/Nelstromo/CS2430-Project3/commit/42381393b9ce8a166a478450fef7421e9b6cc720</w:t>
             </w:r>
           </w:p>
         </w:tc>
@@ -1210,6 +1265,7 @@
               <w:rPr>
                 <w:rtl w:val="0"/>
               </w:rPr>
+              <w:t xml:space="preserve">04/25/2026</w:t>
             </w:r>
           </w:p>
         </w:tc>
@@ -1251,20 +1307,21 @@
               <w:rPr>
                 <w:rtl w:val="0"/>
               </w:rPr>
-              <w:t xml:space="preserve">NS</w:t>
-            </w:r>
-          </w:p>
-        </w:tc>
-        <w:tc>
-          <w:tcPr/>
-          <w:p>
-            <w:pPr>
-              <w:rPr/>
-            </w:pPr>
-            <w:r>
-              <w:rPr>
-                <w:rtl w:val="0"/>
-              </w:rPr>
+              <w:t xml:space="preserve">D</w:t>
+            </w:r>
+          </w:p>
+        </w:tc>
+        <w:tc>
+          <w:tcPr/>
+          <w:p>
+            <w:pPr>
+              <w:rPr/>
+            </w:pPr>
+            <w:r>
+              <w:rPr>
+                <w:rtl w:val="0"/>
+              </w:rPr>
+              <w:t xml:space="preserve">See submission</w:t>
             </w:r>
           </w:p>
         </w:tc>
@@ -1298,6 +1355,7 @@
               <w:rPr>
                 <w:rtl w:val="0"/>
               </w:rPr>
+              <w:t xml:space="preserve">04/26/2026</w:t>
             </w:r>
           </w:p>
         </w:tc>
@@ -1339,20 +1397,21 @@
               <w:rPr>
                 <w:rtl w:val="0"/>
               </w:rPr>
-              <w:t xml:space="preserve">NS</w:t>
-            </w:r>
-          </w:p>
-        </w:tc>
-        <w:tc>
-          <w:tcPr/>
-          <w:p>
-            <w:pPr>
-              <w:rPr/>
-            </w:pPr>
-            <w:r>
-              <w:rPr>
-                <w:rtl w:val="0"/>
-              </w:rPr>
+              <w:t xml:space="preserve">D</w:t>
+            </w:r>
+          </w:p>
+        </w:tc>
+        <w:tc>
+          <w:tcPr/>
+          <w:p>
+            <w:pPr>
+              <w:rPr/>
+            </w:pPr>
+            <w:r>
+              <w:rPr>
+                <w:rtl w:val="0"/>
+              </w:rPr>
+              <w:t xml:space="preserve">See submission</w:t>
             </w:r>
           </w:p>
         </w:tc>
@@ -1582,20 +1641,21 @@
               <w:rPr>
                 <w:rtl w:val="0"/>
               </w:rPr>
-            </w:r>
-          </w:p>
-        </w:tc>
-        <w:tc>
-          <w:tcPr/>
-          <w:p>
-            <w:pPr>
-              <w:rPr/>
-            </w:pPr>
-            <w:r>
-              <w:rPr>
-                <w:rtl w:val="0"/>
-              </w:rPr>
-              <w:t xml:space="preserve">IP</w:t>
+              <w:t xml:space="preserve">04/25/2026</w:t>
+            </w:r>
+          </w:p>
+        </w:tc>
+        <w:tc>
+          <w:tcPr/>
+          <w:p>
+            <w:pPr>
+              <w:rPr/>
+            </w:pPr>
+            <w:r>
+              <w:rPr>
+                <w:rtl w:val="0"/>
+              </w:rPr>
+              <w:t xml:space="preserve">D</w:t>
             </w:r>
           </w:p>
         </w:tc>
@@ -1617,6 +1677,34 @@
                 <w:rtl w:val="0"/>
               </w:rPr>
               <w:t xml:space="preserve">https://github.com/Nelstromo/CS2430-Project3/commit/757fd494a24e0063bedcb258b26aed4a5fbfa663</w:t>
+            </w:r>
+            <w:r>
+              <w:rPr>
+                <w:rtl w:val="0"/>
+              </w:rPr>
+            </w:r>
+          </w:p>
+          <w:p>
+            <w:pPr>
+              <w:spacing w:line="276" w:lineRule="auto"/>
+              <w:ind w:right="-1440"/>
+              <w:rPr>
+                <w:sz w:val="16"/>
+                <w:szCs w:val="16"/>
+              </w:rPr>
+            </w:pPr>
+            <w:r>
+              <w:rPr>
+                <w:sz w:val="16"/>
+                <w:szCs w:val="16"/>
+                <w:rtl w:val="0"/>
+              </w:rPr>
+              <w:t xml:space="preserve">https://github.com/Nelstromo/CS2430-Project3/commit/8ba1bc9ba4d2e764876d3a261aafe87af4896c99</w:t>
+            </w:r>
+            <w:r>
+              <w:rPr>
+                <w:rtl w:val="0"/>
+              </w:rPr>
             </w:r>
           </w:p>
         </w:tc>
@@ -1893,33 +1981,35 @@
               <w:rPr>
                 <w:rtl w:val="0"/>
               </w:rPr>
-            </w:r>
-          </w:p>
-        </w:tc>
-        <w:tc>
-          <w:tcPr/>
-          <w:p>
-            <w:pPr>
-              <w:rPr/>
-            </w:pPr>
-            <w:r>
-              <w:rPr>
-                <w:rtl w:val="0"/>
-              </w:rPr>
-            </w:r>
-          </w:p>
-        </w:tc>
-        <w:tc>
-          <w:tcPr/>
-          <w:p>
-            <w:pPr>
-              <w:rPr/>
-            </w:pPr>
-            <w:r>
-              <w:rPr>
-                <w:rtl w:val="0"/>
-              </w:rPr>
-              <w:t xml:space="preserve">IP</w:t>
+              <w:t xml:space="preserve">Nelson</w:t>
+            </w:r>
+          </w:p>
+        </w:tc>
+        <w:tc>
+          <w:tcPr/>
+          <w:p>
+            <w:pPr>
+              <w:rPr/>
+            </w:pPr>
+            <w:r>
+              <w:rPr>
+                <w:rtl w:val="0"/>
+              </w:rPr>
+              <w:t xml:space="preserve">04/10/2026</w:t>
+            </w:r>
+          </w:p>
+        </w:tc>
+        <w:tc>
+          <w:tcPr/>
+          <w:p>
+            <w:pPr>
+              <w:rPr/>
+            </w:pPr>
+            <w:r>
+              <w:rPr>
+                <w:rtl w:val="0"/>
+              </w:rPr>
+              <w:t xml:space="preserve">D</w:t>
             </w:r>
           </w:p>
         </w:tc>
@@ -1934,8 +2024,11 @@
             </w:pPr>
             <w:r>
               <w:rPr>
-                <w:rtl w:val="0"/>
-              </w:rPr>
+                <w:sz w:val="16"/>
+                <w:szCs w:val="16"/>
+                <w:rtl w:val="0"/>
+              </w:rPr>
+              <w:t xml:space="preserve">https://github.com/Nelstromo/CS2430-Project3/commit/52f4fb2f2ebff2832222a2fa45a3a74566efb907</w:t>
             </w:r>
           </w:p>
         </w:tc>
@@ -1996,33 +2089,35 @@
               <w:rPr>
                 <w:rtl w:val="0"/>
               </w:rPr>
-            </w:r>
-          </w:p>
-        </w:tc>
-        <w:tc>
-          <w:tcPr/>
-          <w:p>
-            <w:pPr>
-              <w:rPr/>
-            </w:pPr>
-            <w:r>
-              <w:rPr>
-                <w:rtl w:val="0"/>
-              </w:rPr>
-            </w:r>
-          </w:p>
-        </w:tc>
-        <w:tc>
-          <w:tcPr/>
-          <w:p>
-            <w:pPr>
-              <w:rPr/>
-            </w:pPr>
-            <w:r>
-              <w:rPr>
-                <w:rtl w:val="0"/>
-              </w:rPr>
-              <w:t xml:space="preserve">IP</w:t>
+              <w:t xml:space="preserve">Carlos</w:t>
+            </w:r>
+          </w:p>
+        </w:tc>
+        <w:tc>
+          <w:tcPr/>
+          <w:p>
+            <w:pPr>
+              <w:rPr/>
+            </w:pPr>
+            <w:r>
+              <w:rPr>
+                <w:rtl w:val="0"/>
+              </w:rPr>
+              <w:t xml:space="preserve">04/19/2026</w:t>
+            </w:r>
+          </w:p>
+        </w:tc>
+        <w:tc>
+          <w:tcPr/>
+          <w:p>
+            <w:pPr>
+              <w:rPr/>
+            </w:pPr>
+            <w:r>
+              <w:rPr>
+                <w:rtl w:val="0"/>
+              </w:rPr>
+              <w:t xml:space="preserve">D</w:t>
             </w:r>
           </w:p>
         </w:tc>
@@ -2037,8 +2132,11 @@
             </w:pPr>
             <w:r>
               <w:rPr>
-                <w:rtl w:val="0"/>
-              </w:rPr>
+                <w:sz w:val="16"/>
+                <w:szCs w:val="16"/>
+                <w:rtl w:val="0"/>
+              </w:rPr>
+              <w:t xml:space="preserve">https://github.com/Nelstromo/CS2430-Project3/commit/42381393b9ce8a166a478450fef7421e9b6cc720</w:t>
             </w:r>
           </w:p>
         </w:tc>
@@ -2099,33 +2197,35 @@
               <w:rPr>
                 <w:rtl w:val="0"/>
               </w:rPr>
-            </w:r>
-          </w:p>
-        </w:tc>
-        <w:tc>
-          <w:tcPr/>
-          <w:p>
-            <w:pPr>
-              <w:rPr/>
-            </w:pPr>
-            <w:r>
-              <w:rPr>
-                <w:rtl w:val="0"/>
-              </w:rPr>
-            </w:r>
-          </w:p>
-        </w:tc>
-        <w:tc>
-          <w:tcPr/>
-          <w:p>
-            <w:pPr>
-              <w:rPr/>
-            </w:pPr>
-            <w:r>
-              <w:rPr>
-                <w:rtl w:val="0"/>
-              </w:rPr>
-              <w:t xml:space="preserve">IP</w:t>
+              <w:t xml:space="preserve">Carlos</w:t>
+            </w:r>
+          </w:p>
+        </w:tc>
+        <w:tc>
+          <w:tcPr/>
+          <w:p>
+            <w:pPr>
+              <w:rPr/>
+            </w:pPr>
+            <w:r>
+              <w:rPr>
+                <w:rtl w:val="0"/>
+              </w:rPr>
+              <w:t xml:space="preserve">04/19/2026</w:t>
+            </w:r>
+          </w:p>
+        </w:tc>
+        <w:tc>
+          <w:tcPr/>
+          <w:p>
+            <w:pPr>
+              <w:rPr/>
+            </w:pPr>
+            <w:r>
+              <w:rPr>
+                <w:rtl w:val="0"/>
+              </w:rPr>
+              <w:t xml:space="preserve">D</w:t>
             </w:r>
           </w:p>
         </w:tc>
@@ -2140,8 +2240,11 @@
             </w:pPr>
             <w:r>
               <w:rPr>
-                <w:rtl w:val="0"/>
-              </w:rPr>
+                <w:sz w:val="16"/>
+                <w:szCs w:val="16"/>
+                <w:rtl w:val="0"/>
+              </w:rPr>
+              <w:t xml:space="preserve">https://github.com/Nelstromo/CS2430-Project3/commit/42381393b9ce8a166a478450fef7421e9b6cc720</w:t>
             </w:r>
           </w:p>
         </w:tc>
@@ -2188,63 +2291,63 @@
               <w:rPr>
                 <w:rtl w:val="0"/>
               </w:rPr>
-              <w:t xml:space="preserve">Design notes: assumptions, invariants, tradeoffs</w:t>
-            </w:r>
-          </w:p>
-        </w:tc>
-        <w:tc>
-          <w:tcPr/>
-          <w:p>
-            <w:pPr>
-              <w:rPr/>
-            </w:pPr>
-            <w:r>
-              <w:rPr>
-                <w:rtl w:val="0"/>
-              </w:rPr>
-            </w:r>
-          </w:p>
-        </w:tc>
-        <w:tc>
-          <w:tcPr/>
-          <w:p>
-            <w:pPr>
-              <w:rPr/>
-            </w:pPr>
-            <w:r>
-              <w:rPr>
-                <w:rtl w:val="0"/>
-              </w:rPr>
-            </w:r>
-          </w:p>
-        </w:tc>
-        <w:tc>
-          <w:tcPr/>
-          <w:p>
-            <w:pPr>
-              <w:rPr/>
-            </w:pPr>
-            <w:r>
-              <w:rPr>
-                <w:rtl w:val="0"/>
-              </w:rPr>
-              <w:t xml:space="preserve">IP</w:t>
-            </w:r>
-          </w:p>
-        </w:tc>
-        <w:tc>
-          <w:tcPr/>
-          <w:p>
-            <w:pPr>
-              <w:rPr>
-                <w:sz w:val="16"/>
-                <w:szCs w:val="16"/>
-              </w:rPr>
-            </w:pPr>
-            <w:r>
-              <w:rPr>
-                <w:rtl w:val="0"/>
-              </w:rPr>
+              <w:t xml:space="preserve">Checkpoint package: update plan + docs + invite verification</w:t>
+            </w:r>
+          </w:p>
+        </w:tc>
+        <w:tc>
+          <w:tcPr/>
+          <w:p>
+            <w:pPr>
+              <w:rPr/>
+            </w:pPr>
+            <w:r>
+              <w:rPr>
+                <w:rtl w:val="0"/>
+              </w:rPr>
+              <w:t xml:space="preserve">Christopher</w:t>
+            </w:r>
+          </w:p>
+        </w:tc>
+        <w:tc>
+          <w:tcPr/>
+          <w:p>
+            <w:pPr>
+              <w:rPr/>
+            </w:pPr>
+            <w:r>
+              <w:rPr>
+                <w:rtl w:val="0"/>
+              </w:rPr>
+              <w:t xml:space="preserve">04/12/2026</w:t>
+            </w:r>
+          </w:p>
+        </w:tc>
+        <w:tc>
+          <w:tcPr/>
+          <w:p>
+            <w:pPr>
+              <w:rPr/>
+            </w:pPr>
+            <w:r>
+              <w:rPr>
+                <w:rtl w:val="0"/>
+              </w:rPr>
+              <w:t xml:space="preserve">D</w:t>
+            </w:r>
+          </w:p>
+        </w:tc>
+        <w:tc>
+          <w:tcPr/>
+          <w:p>
+            <w:pPr>
+              <w:rPr/>
+            </w:pPr>
+            <w:r>
+              <w:rPr>
+                <w:rtl w:val="0"/>
+              </w:rPr>
+              <w:t xml:space="preserve">See submission</w:t>
             </w:r>
           </w:p>
         </w:tc>
@@ -2291,60 +2394,63 @@
               <w:rPr>
                 <w:rtl w:val="0"/>
               </w:rPr>
-              <w:t xml:space="preserve">Checkpoint package: update plan + docs + invite verification</w:t>
-            </w:r>
-          </w:p>
-        </w:tc>
-        <w:tc>
-          <w:tcPr/>
-          <w:p>
-            <w:pPr>
-              <w:rPr/>
-            </w:pPr>
-            <w:r>
-              <w:rPr>
-                <w:rtl w:val="0"/>
-              </w:rPr>
-            </w:r>
-          </w:p>
-        </w:tc>
-        <w:tc>
-          <w:tcPr/>
-          <w:p>
-            <w:pPr>
-              <w:rPr/>
-            </w:pPr>
-            <w:r>
-              <w:rPr>
-                <w:rtl w:val="0"/>
-              </w:rPr>
-            </w:r>
-          </w:p>
-        </w:tc>
-        <w:tc>
-          <w:tcPr/>
-          <w:p>
-            <w:pPr>
-              <w:rPr/>
-            </w:pPr>
-            <w:r>
-              <w:rPr>
-                <w:rtl w:val="0"/>
-              </w:rPr>
-              <w:t xml:space="preserve">IP</w:t>
-            </w:r>
-          </w:p>
-        </w:tc>
-        <w:tc>
-          <w:tcPr/>
-          <w:p>
-            <w:pPr>
-              <w:rPr/>
-            </w:pPr>
-            <w:r>
-              <w:rPr>
-                <w:rtl w:val="0"/>
-              </w:rPr>
+              <w:t xml:space="preserve">Report draft (problem/design/verification/results)</w:t>
+            </w:r>
+          </w:p>
+        </w:tc>
+        <w:tc>
+          <w:tcPr/>
+          <w:p>
+            <w:pPr>
+              <w:rPr/>
+            </w:pPr>
+            <w:r>
+              <w:rPr>
+                <w:rtl w:val="0"/>
+              </w:rPr>
+              <w:t xml:space="preserve">Team</w:t>
+            </w:r>
+          </w:p>
+        </w:tc>
+        <w:tc>
+          <w:tcPr/>
+          <w:p>
+            <w:pPr>
+              <w:rPr/>
+            </w:pPr>
+            <w:r>
+              <w:rPr>
+                <w:rtl w:val="0"/>
+              </w:rPr>
+              <w:t xml:space="preserve">04/26/2026</w:t>
+            </w:r>
+          </w:p>
+        </w:tc>
+        <w:tc>
+          <w:tcPr/>
+          <w:p>
+            <w:pPr>
+              <w:rPr/>
+            </w:pPr>
+            <w:r>
+              <w:rPr>
+                <w:rtl w:val="0"/>
+              </w:rPr>
+              <w:t xml:space="preserve">D</w:t>
+            </w:r>
+          </w:p>
+        </w:tc>
+        <w:tc>
+          <w:tcPr/>
+          <w:p>
+            <w:pPr>
+              <w:rPr/>
+            </w:pPr>
+            <w:r>
+              <w:rPr>
+                <w:rtl w:val="0"/>
+              </w:rPr>
+              <w:t xml:space="preserve">See submission</w:t>
             </w:r>
           </w:p>
         </w:tc>
@@ -2391,106 +2497,6 @@
               <w:rPr>
                 <w:rtl w:val="0"/>
               </w:rPr>
-              <w:t xml:space="preserve">Report draft (problem/design/verification/results)</w:t>
-            </w:r>
-          </w:p>
-        </w:tc>
-        <w:tc>
-          <w:tcPr/>
-          <w:p>
-            <w:pPr>
-              <w:rPr/>
-            </w:pPr>
-            <w:r>
-              <w:rPr>
-                <w:rtl w:val="0"/>
-              </w:rPr>
-            </w:r>
-          </w:p>
-        </w:tc>
-        <w:tc>
-          <w:tcPr/>
-          <w:p>
-            <w:pPr>
-              <w:rPr/>
-            </w:pPr>
-            <w:r>
-              <w:rPr>
-                <w:rtl w:val="0"/>
-              </w:rPr>
-            </w:r>
-          </w:p>
-        </w:tc>
-        <w:tc>
-          <w:tcPr/>
-          <w:p>
-            <w:pPr>
-              <w:rPr/>
-            </w:pPr>
-            <w:r>
-              <w:rPr>
-                <w:rtl w:val="0"/>
-              </w:rPr>
-              <w:t xml:space="preserve">IP</w:t>
-            </w:r>
-          </w:p>
-        </w:tc>
-        <w:tc>
-          <w:tcPr/>
-          <w:p>
-            <w:pPr>
-              <w:rPr/>
-            </w:pPr>
-            <w:r>
-              <w:rPr>
-                <w:rtl w:val="0"/>
-              </w:rPr>
-            </w:r>
-          </w:p>
-        </w:tc>
-        <w:tc>
-          <w:tcPr/>
-          <w:p>
-            <w:pPr>
-              <w:rPr/>
-            </w:pPr>
-            <w:r>
-              <w:rPr>
-                <w:rtl w:val="0"/>
-              </w:rPr>
-            </w:r>
-          </w:p>
-        </w:tc>
-      </w:tr>
-      <w:tr>
-        <w:trPr>
-          <w:cantSplit w:val="0"/>
-          <w:tblHeader w:val="0"/>
-        </w:trPr>
-        <w:tc>
-          <w:tcPr/>
-          <w:p>
-            <w:pPr>
-              <w:rPr/>
-            </w:pPr>
-            <w:r>
-              <w:rPr>
-                <w:rtl w:val="0"/>
-              </w:rPr>
-              <w:t xml:space="preserve">10</w:t>
-            </w:r>
-          </w:p>
-        </w:tc>
-        <w:tc>
-          <w:tcPr/>
-          <w:p>
-            <w:pPr>
-              <w:rPr/>
-            </w:pPr>
-            <w:r>
-              <w:rPr>
-                <w:rtl w:val="0"/>
-              </w:rPr>
               <w:t xml:space="preserve">Final polish: run instructions + release tag</w:t>
             </w:r>
           </w:p>
@@ -2505,46 +2511,49 @@
               <w:rPr>
                 <w:rtl w:val="0"/>
               </w:rPr>
-            </w:r>
-          </w:p>
-        </w:tc>
-        <w:tc>
-          <w:tcPr/>
-          <w:p>
-            <w:pPr>
-              <w:rPr/>
-            </w:pPr>
-            <w:r>
-              <w:rPr>
-                <w:rtl w:val="0"/>
-              </w:rPr>
-            </w:r>
-          </w:p>
-        </w:tc>
-        <w:tc>
-          <w:tcPr/>
-          <w:p>
-            <w:pPr>
-              <w:rPr/>
-            </w:pPr>
-            <w:r>
-              <w:rPr>
-                <w:rtl w:val="0"/>
-              </w:rPr>
-              <w:t xml:space="preserve">IP</w:t>
-            </w:r>
-          </w:p>
-        </w:tc>
-        <w:tc>
-          <w:tcPr/>
-          <w:p>
-            <w:pPr>
-              <w:rPr/>
-            </w:pPr>
-            <w:r>
-              <w:rPr>
-                <w:rtl w:val="0"/>
-              </w:rPr>
+              <w:t xml:space="preserve">Christopher</w:t>
+            </w:r>
+          </w:p>
+        </w:tc>
+        <w:tc>
+          <w:tcPr/>
+          <w:p>
+            <w:pPr>
+              <w:rPr/>
+            </w:pPr>
+            <w:r>
+              <w:rPr>
+                <w:rtl w:val="0"/>
+              </w:rPr>
+              <w:t xml:space="preserve">04/26/2026</w:t>
+            </w:r>
+          </w:p>
+        </w:tc>
+        <w:tc>
+          <w:tcPr/>
+          <w:p>
+            <w:pPr>
+              <w:rPr/>
+            </w:pPr>
+            <w:r>
+              <w:rPr>
+                <w:rtl w:val="0"/>
+              </w:rPr>
+              <w:t xml:space="preserve">D</w:t>
+            </w:r>
+          </w:p>
+        </w:tc>
+        <w:tc>
+          <w:tcPr/>
+          <w:p>
+            <w:pPr>
+              <w:rPr/>
+            </w:pPr>
+            <w:r>
+              <w:rPr>
+                <w:rtl w:val="0"/>
+              </w:rPr>
+              <w:t xml:space="preserve">See submission</w:t>
             </w:r>
           </w:p>
         </w:tc>
@@ -2586,397 +2595,18 @@
         <w:rPr>
           <w:rtl w:val="0"/>
         </w:rPr>
-        <w:t xml:space="preserve">6) Verification Plan</w:t>
+        <w:t xml:space="preserve">6</w:t>
       </w:r>
-    </w:p>
-    <w:p>
-      <w:pPr>
-        <w:numPr>
-          <w:ilvl w:val="0"/>
-          <w:numId w:val="2"/>
-        </w:numPr>
-        <w:shd w:fill="ffffff" w:val="clear"/>
-        <w:spacing w:after="0" w:lineRule="auto"/>
-        <w:ind w:left="720" w:hanging="360"/>
-        <w:rPr>
-          <w:rFonts w:ascii="Arial" w:cs="Arial" w:eastAsia="Arial" w:hAnsi="Arial"/>
-          <w:color w:val="1f2328"/>
-          <w:sz w:val="24"/>
-          <w:szCs w:val="24"/>
-        </w:rPr>
-      </w:pPr>
       <w:r>
         <w:rPr>
           <w:rtl w:val="0"/>
         </w:rPr>
-      </w:r>
-    </w:p>
-    <w:p>
-      <w:pPr>
-        <w:spacing w:after="0" w:before="120" w:lineRule="auto"/>
-        <w:rPr>
-          <w:rFonts w:ascii="Arial" w:cs="Arial" w:eastAsia="Arial" w:hAnsi="Arial"/>
-          <w:color w:val="1f2328"/>
-          <w:sz w:val="24"/>
-          <w:szCs w:val="24"/>
-        </w:rPr>
-      </w:pPr>
-      <w:r>
-        <w:rPr>
-          <w:rtl w:val="0"/>
-        </w:rPr>
-      </w:r>
-    </w:p>
-    <w:p>
-      <w:pPr>
-        <w:pStyle w:val="Heading2"/>
-        <w:rPr/>
-      </w:pPr>
-      <w:r>
-        <w:rPr>
-          <w:rtl w:val="0"/>
-        </w:rPr>
-        <w:t xml:space="preserve">7) Risks / Blockers</w:t>
+        <w:t xml:space="preserve">) Update Log</w:t>
       </w:r>
     </w:p>
     <w:tbl>
       <w:tblPr>
         <w:tblStyle w:val="Table4"/>
-        <w:tblW w:w="10740.0" w:type="dxa"/>
-        <w:jc w:val="left"/>
-        <w:tblInd w:w="-2.0" w:type="dxa"/>
-        <w:tblBorders>
-          <w:top w:color="000000" w:space="0" w:sz="4" w:val="single"/>
-          <w:left w:color="000000" w:space="0" w:sz="4" w:val="single"/>
-          <w:bottom w:color="000000" w:space="0" w:sz="4" w:val="single"/>
-          <w:right w:color="000000" w:space="0" w:sz="4" w:val="single"/>
-          <w:insideH w:color="000000" w:space="0" w:sz="4" w:val="single"/>
-          <w:insideV w:color="000000" w:space="0" w:sz="4" w:val="single"/>
-        </w:tblBorders>
-        <w:tblLayout w:type="fixed"/>
-        <w:tblLook w:val="0400"/>
-      </w:tblPr>
-      <w:tblGrid>
-        <w:gridCol w:w="3405"/>
-        <w:gridCol w:w="1050"/>
-        <w:gridCol w:w="3630"/>
-        <w:gridCol w:w="1770"/>
-        <w:gridCol w:w="885"/>
-        <w:tblGridChange w:id="0">
-          <w:tblGrid>
-            <w:gridCol w:w="3405"/>
-            <w:gridCol w:w="1050"/>
-            <w:gridCol w:w="3630"/>
-            <w:gridCol w:w="1770"/>
-            <w:gridCol w:w="885"/>
-          </w:tblGrid>
-        </w:tblGridChange>
-      </w:tblGrid>
-      <w:tr>
-        <w:trPr>
-          <w:cantSplit w:val="0"/>
-          <w:tblHeader w:val="0"/>
-        </w:trPr>
-        <w:tc>
-          <w:tcPr/>
-          <w:p>
-            <w:pPr>
-              <w:rPr/>
-            </w:pPr>
-            <w:r>
-              <w:rPr>
-                <w:rtl w:val="0"/>
-              </w:rPr>
-              <w:t xml:space="preserve">Risk / Blocker</w:t>
-            </w:r>
-          </w:p>
-        </w:tc>
-        <w:tc>
-          <w:tcPr/>
-          <w:p>
-            <w:pPr>
-              <w:rPr/>
-            </w:pPr>
-            <w:r>
-              <w:rPr>
-                <w:rtl w:val="0"/>
-              </w:rPr>
-              <w:t xml:space="preserve">Impact</w:t>
-            </w:r>
-          </w:p>
-        </w:tc>
-        <w:tc>
-          <w:tcPr/>
-          <w:p>
-            <w:pPr>
-              <w:rPr/>
-            </w:pPr>
-            <w:r>
-              <w:rPr>
-                <w:rtl w:val="0"/>
-              </w:rPr>
-              <w:t xml:space="preserve">Mitigation Plan</w:t>
-            </w:r>
-          </w:p>
-        </w:tc>
-        <w:tc>
-          <w:tcPr/>
-          <w:p>
-            <w:pPr>
-              <w:rPr/>
-            </w:pPr>
-            <w:r>
-              <w:rPr>
-                <w:rtl w:val="0"/>
-              </w:rPr>
-              <w:t xml:space="preserve">Owner</w:t>
-            </w:r>
-          </w:p>
-        </w:tc>
-        <w:tc>
-          <w:tcPr/>
-          <w:p>
-            <w:pPr>
-              <w:rPr/>
-            </w:pPr>
-            <w:r>
-              <w:rPr>
-                <w:rtl w:val="0"/>
-              </w:rPr>
-              <w:t xml:space="preserve">Status</w:t>
-            </w:r>
-          </w:p>
-        </w:tc>
-      </w:tr>
-      <w:tr>
-        <w:trPr>
-          <w:cantSplit w:val="0"/>
-          <w:tblHeader w:val="0"/>
-        </w:trPr>
-        <w:tc>
-          <w:tcPr/>
-          <w:p>
-            <w:pPr>
-              <w:rPr/>
-            </w:pPr>
-            <w:r>
-              <w:rPr>
-                <w:rtl w:val="0"/>
-              </w:rPr>
-            </w:r>
-          </w:p>
-        </w:tc>
-        <w:tc>
-          <w:tcPr/>
-          <w:p>
-            <w:pPr>
-              <w:rPr/>
-            </w:pPr>
-            <w:r>
-              <w:rPr>
-                <w:rtl w:val="0"/>
-              </w:rPr>
-            </w:r>
-          </w:p>
-        </w:tc>
-        <w:tc>
-          <w:tcPr/>
-          <w:p>
-            <w:pPr>
-              <w:rPr/>
-            </w:pPr>
-            <w:r>
-              <w:rPr>
-                <w:rtl w:val="0"/>
-              </w:rPr>
-            </w:r>
-          </w:p>
-        </w:tc>
-        <w:tc>
-          <w:tcPr/>
-          <w:p>
-            <w:pPr>
-              <w:rPr/>
-            </w:pPr>
-            <w:r>
-              <w:rPr>
-                <w:rtl w:val="0"/>
-              </w:rPr>
-            </w:r>
-          </w:p>
-        </w:tc>
-        <w:tc>
-          <w:tcPr/>
-          <w:p>
-            <w:pPr>
-              <w:rPr/>
-            </w:pPr>
-            <w:r>
-              <w:rPr>
-                <w:rtl w:val="0"/>
-              </w:rPr>
-            </w:r>
-          </w:p>
-        </w:tc>
-      </w:tr>
-      <w:tr>
-        <w:trPr>
-          <w:cantSplit w:val="0"/>
-          <w:tblHeader w:val="0"/>
-        </w:trPr>
-        <w:tc>
-          <w:tcPr/>
-          <w:p>
-            <w:pPr>
-              <w:rPr/>
-            </w:pPr>
-            <w:r>
-              <w:rPr>
-                <w:rtl w:val="0"/>
-              </w:rPr>
-            </w:r>
-          </w:p>
-        </w:tc>
-        <w:tc>
-          <w:tcPr/>
-          <w:p>
-            <w:pPr>
-              <w:rPr/>
-            </w:pPr>
-            <w:r>
-              <w:rPr>
-                <w:rtl w:val="0"/>
-              </w:rPr>
-            </w:r>
-          </w:p>
-        </w:tc>
-        <w:tc>
-          <w:tcPr/>
-          <w:p>
-            <w:pPr>
-              <w:rPr/>
-            </w:pPr>
-            <w:r>
-              <w:rPr>
-                <w:rtl w:val="0"/>
-              </w:rPr>
-            </w:r>
-          </w:p>
-        </w:tc>
-        <w:tc>
-          <w:tcPr/>
-          <w:p>
-            <w:pPr>
-              <w:rPr/>
-            </w:pPr>
-            <w:r>
-              <w:rPr>
-                <w:rtl w:val="0"/>
-              </w:rPr>
-            </w:r>
-          </w:p>
-        </w:tc>
-        <w:tc>
-          <w:tcPr/>
-          <w:p>
-            <w:pPr>
-              <w:rPr/>
-            </w:pPr>
-            <w:r>
-              <w:rPr>
-                <w:rtl w:val="0"/>
-              </w:rPr>
-            </w:r>
-          </w:p>
-        </w:tc>
-      </w:tr>
-      <w:tr>
-        <w:trPr>
-          <w:cantSplit w:val="0"/>
-          <w:tblHeader w:val="0"/>
-        </w:trPr>
-        <w:tc>
-          <w:tcPr/>
-          <w:p>
-            <w:pPr>
-              <w:rPr/>
-            </w:pPr>
-            <w:r>
-              <w:rPr>
-                <w:rtl w:val="0"/>
-              </w:rPr>
-            </w:r>
-          </w:p>
-        </w:tc>
-        <w:tc>
-          <w:tcPr/>
-          <w:p>
-            <w:pPr>
-              <w:rPr/>
-            </w:pPr>
-            <w:r>
-              <w:rPr>
-                <w:rtl w:val="0"/>
-              </w:rPr>
-            </w:r>
-          </w:p>
-        </w:tc>
-        <w:tc>
-          <w:tcPr/>
-          <w:p>
-            <w:pPr>
-              <w:rPr/>
-            </w:pPr>
-            <w:r>
-              <w:rPr>
-                <w:rtl w:val="0"/>
-              </w:rPr>
-            </w:r>
-          </w:p>
-        </w:tc>
-        <w:tc>
-          <w:tcPr/>
-          <w:p>
-            <w:pPr>
-              <w:rPr/>
-            </w:pPr>
-            <w:r>
-              <w:rPr>
-                <w:rtl w:val="0"/>
-              </w:rPr>
-            </w:r>
-          </w:p>
-        </w:tc>
-        <w:tc>
-          <w:tcPr/>
-          <w:p>
-            <w:pPr>
-              <w:rPr/>
-            </w:pPr>
-            <w:r>
-              <w:rPr>
-                <w:rtl w:val="0"/>
-              </w:rPr>
-            </w:r>
-          </w:p>
-        </w:tc>
-      </w:tr>
-    </w:tbl>
-    <w:p>
-      <w:pPr>
-        <w:pStyle w:val="Heading2"/>
-        <w:rPr/>
-      </w:pPr>
-      <w:r>
-        <w:rPr>
-          <w:rtl w:val="0"/>
-        </w:rPr>
-        <w:t xml:space="preserve">8) Update Log</w:t>
-      </w:r>
-    </w:p>
-    <w:tbl>
-      <w:tblPr>
-        <w:tblStyle w:val="Table5"/>
         <w:tblW w:w="10665.0" w:type="dxa"/>
         <w:jc w:val="left"/>
         <w:tblInd w:w="27.00000000000003" w:type="dxa"/>
@@ -3720,45 +3350,53 @@
               <w:rPr>
                 <w:rtl w:val="0"/>
               </w:rPr>
-            </w:r>
-          </w:p>
-        </w:tc>
-        <w:tc>
-          <w:tcPr/>
-          <w:p>
-            <w:pPr>
-              <w:rPr/>
-            </w:pPr>
-            <w:r>
-              <w:rPr>
-                <w:rtl w:val="0"/>
-              </w:rPr>
-            </w:r>
-          </w:p>
-        </w:tc>
-        <w:tc>
-          <w:tcPr/>
-          <w:p>
-            <w:pPr>
-              <w:rPr/>
-            </w:pPr>
-            <w:r>
-              <w:rPr>
-                <w:rtl w:val="0"/>
-              </w:rPr>
-            </w:r>
-          </w:p>
-        </w:tc>
-        <w:tc>
-          <w:tcPr/>
-          <w:p>
-            <w:pPr>
-              <w:rPr/>
-            </w:pPr>
-            <w:r>
-              <w:rPr>
-                <w:rtl w:val="0"/>
-              </w:rPr>
+              <w:t xml:space="preserve">04/17/2026</w:t>
+            </w:r>
+          </w:p>
+        </w:tc>
+        <w:tc>
+          <w:tcPr/>
+          <w:p>
+            <w:pPr>
+              <w:rPr/>
+            </w:pPr>
+            <w:r>
+              <w:rPr>
+                <w:rtl w:val="0"/>
+              </w:rPr>
+              <w:t xml:space="preserve">Contributions file added</w:t>
+            </w:r>
+          </w:p>
+        </w:tc>
+        <w:tc>
+          <w:tcPr/>
+          <w:p>
+            <w:pPr>
+              <w:rPr/>
+            </w:pPr>
+            <w:r>
+              <w:rPr>
+                <w:rtl w:val="0"/>
+              </w:rPr>
+            </w:r>
+          </w:p>
+        </w:tc>
+        <w:tc>
+          <w:tcPr/>
+          <w:p>
+            <w:pPr>
+              <w:rPr>
+                <w:sz w:val="16"/>
+                <w:szCs w:val="16"/>
+              </w:rPr>
+            </w:pPr>
+            <w:r>
+              <w:rPr>
+                <w:sz w:val="16"/>
+                <w:szCs w:val="16"/>
+                <w:rtl w:val="0"/>
+              </w:rPr>
+              <w:t xml:space="preserve">https://github.com/Nelstromo/CS2430-Project3/commit/d68f78e873e7f97c0d2a745c983925dd09d94760</w:t>
             </w:r>
           </w:p>
         </w:tc>
@@ -3778,19 +3416,21 @@
               <w:rPr>
                 <w:rtl w:val="0"/>
               </w:rPr>
-            </w:r>
-          </w:p>
-        </w:tc>
-        <w:tc>
-          <w:tcPr/>
-          <w:p>
-            <w:pPr>
-              <w:rPr/>
-            </w:pPr>
-            <w:r>
-              <w:rPr>
-                <w:rtl w:val="0"/>
-              </w:rPr>
+              <w:t xml:space="preserve">04/19/2026</w:t>
+            </w:r>
+          </w:p>
+        </w:tc>
+        <w:tc>
+          <w:tcPr/>
+          <w:p>
+            <w:pPr>
+              <w:rPr/>
+            </w:pPr>
+            <w:r>
+              <w:rPr>
+                <w:rtl w:val="0"/>
+              </w:rPr>
+              <w:t xml:space="preserve">JUnit tests added</w:t>
             </w:r>
           </w:p>
         </w:tc>
@@ -3818,8 +3458,11 @@
             </w:pPr>
             <w:r>
               <w:rPr>
-                <w:rtl w:val="0"/>
-              </w:rPr>
+                <w:sz w:val="16"/>
+                <w:szCs w:val="16"/>
+                <w:rtl w:val="0"/>
+              </w:rPr>
+              <w:t xml:space="preserve">https://github.com/Nelstromo/CS2430-Project3/commit/42381393b9ce8a166a478450fef7421e9b6cc720</w:t>
             </w:r>
           </w:p>
         </w:tc>
@@ -3839,19 +3482,21 @@
               <w:rPr>
                 <w:rtl w:val="0"/>
               </w:rPr>
-            </w:r>
-          </w:p>
-        </w:tc>
-        <w:tc>
-          <w:tcPr/>
-          <w:p>
-            <w:pPr>
-              <w:rPr/>
-            </w:pPr>
-            <w:r>
-              <w:rPr>
-                <w:rtl w:val="0"/>
-              </w:rPr>
+              <w:t xml:space="preserve">04/19/2026</w:t>
+            </w:r>
+          </w:p>
+        </w:tc>
+        <w:tc>
+          <w:tcPr/>
+          <w:p>
+            <w:pPr>
+              <w:rPr/>
+            </w:pPr>
+            <w:r>
+              <w:rPr>
+                <w:rtl w:val="0"/>
+              </w:rPr>
+              <w:t xml:space="preserve">Branches merged</w:t>
             </w:r>
           </w:p>
         </w:tc>
@@ -3879,8 +3524,32 @@
             </w:pPr>
             <w:r>
               <w:rPr>
-                <w:rtl w:val="0"/>
-              </w:rPr>
+                <w:sz w:val="16"/>
+                <w:szCs w:val="16"/>
+                <w:rtl w:val="0"/>
+              </w:rPr>
+              <w:t xml:space="preserve">https://github.com/Nelstromo/CS2430-Project3/commit/8737edc20cc7fc39b97bc35bc7918ba05868c513</w:t>
+            </w:r>
+            <w:r>
+              <w:rPr>
+                <w:rtl w:val="0"/>
+              </w:rPr>
+            </w:r>
+          </w:p>
+          <w:p>
+            <w:pPr>
+              <w:rPr>
+                <w:sz w:val="16"/>
+                <w:szCs w:val="16"/>
+              </w:rPr>
+            </w:pPr>
+            <w:r>
+              <w:rPr>
+                <w:sz w:val="16"/>
+                <w:szCs w:val="16"/>
+                <w:rtl w:val="0"/>
+              </w:rPr>
+              <w:t xml:space="preserve">https://github.com/Nelstromo/CS2430-Project3/commit/fff01aeef2cf8a724209c1c346efcae52bea332b</w:t>
             </w:r>
           </w:p>
         </w:tc>
@@ -3900,19 +3569,21 @@
               <w:rPr>
                 <w:rtl w:val="0"/>
               </w:rPr>
-            </w:r>
-          </w:p>
-        </w:tc>
-        <w:tc>
-          <w:tcPr/>
-          <w:p>
-            <w:pPr>
-              <w:rPr/>
-            </w:pPr>
-            <w:r>
-              <w:rPr>
-                <w:rtl w:val="0"/>
-              </w:rPr>
+              <w:t xml:space="preserve">04/22/2026</w:t>
+            </w:r>
+          </w:p>
+        </w:tc>
+        <w:tc>
+          <w:tcPr/>
+          <w:p>
+            <w:pPr>
+              <w:rPr/>
+            </w:pPr>
+            <w:r>
+              <w:rPr>
+                <w:rtl w:val="0"/>
+              </w:rPr>
+              <w:t xml:space="preserve">Bug fix</w:t>
             </w:r>
           </w:p>
         </w:tc>
@@ -3940,8 +3611,11 @@
             </w:pPr>
             <w:r>
               <w:rPr>
-                <w:rtl w:val="0"/>
-              </w:rPr>
+                <w:sz w:val="16"/>
+                <w:szCs w:val="16"/>
+                <w:rtl w:val="0"/>
+              </w:rPr>
+              <w:t xml:space="preserve">https://github.com/Nelstromo/CS2430-Project3/commit/07a82f4c653270b3967d934b5f7a94f385494cb5</w:t>
             </w:r>
           </w:p>
         </w:tc>
@@ -3961,19 +3635,21 @@
               <w:rPr>
                 <w:rtl w:val="0"/>
               </w:rPr>
-            </w:r>
-          </w:p>
-        </w:tc>
-        <w:tc>
-          <w:tcPr/>
-          <w:p>
-            <w:pPr>
-              <w:rPr/>
-            </w:pPr>
-            <w:r>
-              <w:rPr>
-                <w:rtl w:val="0"/>
-              </w:rPr>
+              <w:t xml:space="preserve">04/25/2026</w:t>
+            </w:r>
+          </w:p>
+        </w:tc>
+        <w:tc>
+          <w:tcPr/>
+          <w:p>
+            <w:pPr>
+              <w:rPr/>
+            </w:pPr>
+            <w:r>
+              <w:rPr>
+                <w:rtl w:val="0"/>
+              </w:rPr>
+              <w:t xml:space="preserve">Update Contributions</w:t>
             </w:r>
           </w:p>
         </w:tc>
@@ -3999,6 +3675,14 @@
                 <w:szCs w:val="16"/>
               </w:rPr>
             </w:pPr>
+            <w:r>
+              <w:rPr>
+                <w:sz w:val="16"/>
+                <w:szCs w:val="16"/>
+                <w:rtl w:val="0"/>
+              </w:rPr>
+              <w:t xml:space="preserve">https://github.com/Nelstromo/CS2430-Project3/commit/8ba1bc9ba4d2e764876d3a261aafe87af4896c99</w:t>
+            </w:r>
             <w:r>
               <w:rPr>
                 <w:rtl w:val="0"/>
@@ -4022,19 +3706,21 @@
               <w:rPr>
                 <w:rtl w:val="0"/>
               </w:rPr>
-            </w:r>
-          </w:p>
-        </w:tc>
-        <w:tc>
-          <w:tcPr/>
-          <w:p>
-            <w:pPr>
-              <w:rPr/>
-            </w:pPr>
-            <w:r>
-              <w:rPr>
-                <w:rtl w:val="0"/>
-              </w:rPr>
+              <w:t xml:space="preserve">04/25/2026</w:t>
+            </w:r>
+          </w:p>
+        </w:tc>
+        <w:tc>
+          <w:tcPr/>
+          <w:p>
+            <w:pPr>
+              <w:rPr/>
+            </w:pPr>
+            <w:r>
+              <w:rPr>
+                <w:rtl w:val="0"/>
+              </w:rPr>
+              <w:t xml:space="preserve">Update Readme</w:t>
             </w:r>
           </w:p>
         </w:tc>
@@ -4062,8 +3748,11 @@
             </w:pPr>
             <w:r>
               <w:rPr>
-                <w:rtl w:val="0"/>
-              </w:rPr>
+                <w:sz w:val="16"/>
+                <w:szCs w:val="16"/>
+                <w:rtl w:val="0"/>
+              </w:rPr>
+              <w:t xml:space="preserve">https://github.com/Nelstromo/CS2430-Project3/commit/2e29967df05b51b56fc18c7127c4df980d3cd597</w:t>
             </w:r>
           </w:p>
         </w:tc>
@@ -4083,19 +3772,21 @@
               <w:rPr>
                 <w:rtl w:val="0"/>
               </w:rPr>
-            </w:r>
-          </w:p>
-        </w:tc>
-        <w:tc>
-          <w:tcPr/>
-          <w:p>
-            <w:pPr>
-              <w:rPr/>
-            </w:pPr>
-            <w:r>
-              <w:rPr>
-                <w:rtl w:val="0"/>
-              </w:rPr>
+              <w:t xml:space="preserve">04/26/2026</w:t>
+            </w:r>
+          </w:p>
+        </w:tc>
+        <w:tc>
+          <w:tcPr/>
+          <w:p>
+            <w:pPr>
+              <w:rPr/>
+            </w:pPr>
+            <w:r>
+              <w:rPr>
+                <w:rtl w:val="0"/>
+              </w:rPr>
+              <w:t xml:space="preserve">Submit files</w:t>
             </w:r>
           </w:p>
         </w:tc>
@@ -4123,8 +3814,11 @@
             </w:pPr>
             <w:r>
               <w:rPr>
-                <w:rtl w:val="0"/>
-              </w:rPr>
+                <w:sz w:val="16"/>
+                <w:szCs w:val="16"/>
+                <w:rtl w:val="0"/>
+              </w:rPr>
+              <w:t xml:space="preserve">See submission</w:t>
             </w:r>
           </w:p>
         </w:tc>
@@ -4672,105 +4366,8 @@
       <w:rPr/>
     </w:lvl>
   </w:abstractNum>
-  <w:abstractNum w:abstractNumId="2">
-    <w:lvl w:ilvl="0">
-      <w:start w:val="1"/>
-      <w:numFmt w:val="bullet"/>
-      <w:lvlText w:val="●"/>
-      <w:lvlJc w:val="left"/>
-      <w:pPr>
-        <w:ind w:left="720" w:hanging="360"/>
-      </w:pPr>
-      <w:rPr>
-        <w:rFonts w:ascii="Noto Sans Symbols" w:cs="Noto Sans Symbols" w:eastAsia="Noto Sans Symbols" w:hAnsi="Noto Sans Symbols"/>
-      </w:rPr>
-    </w:lvl>
-    <w:lvl w:ilvl="1">
-      <w:start w:val="1"/>
-      <w:numFmt w:val="bullet"/>
-      <w:lvlText w:val="○"/>
-      <w:lvlJc w:val="left"/>
-      <w:pPr>
-        <w:ind w:left="720" w:firstLine="0"/>
-      </w:pPr>
-      <w:rPr/>
-    </w:lvl>
-    <w:lvl w:ilvl="2">
-      <w:start w:val="1"/>
-      <w:numFmt w:val="bullet"/>
-      <w:lvlText w:val="■"/>
-      <w:lvlJc w:val="left"/>
-      <w:pPr>
-        <w:ind w:left="1620" w:firstLine="0"/>
-      </w:pPr>
-      <w:rPr/>
-    </w:lvl>
-    <w:lvl w:ilvl="3">
-      <w:start w:val="1"/>
-      <w:numFmt w:val="bullet"/>
-      <w:lvlText w:val="●"/>
-      <w:lvlJc w:val="left"/>
-      <w:pPr>
-        <w:ind w:left="0" w:firstLine="0"/>
-      </w:pPr>
-      <w:rPr/>
-    </w:lvl>
-    <w:lvl w:ilvl="4">
-      <w:start w:val="1"/>
-      <w:numFmt w:val="bullet"/>
-      <w:lvlText w:val="○"/>
-      <w:lvlJc w:val="left"/>
-      <w:pPr>
-        <w:ind w:left="0" w:firstLine="0"/>
-      </w:pPr>
-      <w:rPr/>
-    </w:lvl>
-    <w:lvl w:ilvl="5">
-      <w:start w:val="1"/>
-      <w:numFmt w:val="bullet"/>
-      <w:lvlText w:val="■"/>
-      <w:lvlJc w:val="left"/>
-      <w:pPr>
-        <w:ind w:left="0" w:firstLine="0"/>
-      </w:pPr>
-      <w:rPr/>
-    </w:lvl>
-    <w:lvl w:ilvl="6">
-      <w:start w:val="1"/>
-      <w:numFmt w:val="bullet"/>
-      <w:lvlText w:val="●"/>
-      <w:lvlJc w:val="left"/>
-      <w:pPr>
-        <w:ind w:left="0" w:firstLine="0"/>
-      </w:pPr>
-      <w:rPr/>
-    </w:lvl>
-    <w:lvl w:ilvl="7">
-      <w:start w:val="1"/>
-      <w:numFmt w:val="bullet"/>
-      <w:lvlText w:val="○"/>
-      <w:lvlJc w:val="left"/>
-      <w:pPr>
-        <w:ind w:left="0" w:firstLine="0"/>
-      </w:pPr>
-      <w:rPr/>
-    </w:lvl>
-    <w:lvl w:ilvl="8">
-      <w:start w:val="1"/>
-      <w:numFmt w:val="bullet"/>
-      <w:lvlText w:val="■"/>
-      <w:lvlJc w:val="left"/>
-      <w:pPr>
-        <w:ind w:left="0" w:firstLine="0"/>
-      </w:pPr>
-      <w:rPr/>
-    </w:lvl>
-  </w:abstractNum>
   <w:num w:numId="1">
     <w:abstractNumId w:val="1"/>
-  </w:num>
-  <w:num w:numId="2">
-    <w:abstractNumId w:val="2"/>
   </w:num>
 </w:numbering>
 </file>
@@ -15851,22 +15448,6 @@
     </w:tblPr>
   </w:style>
   <w:style w:type="table" w:styleId="Table4">
-    <w:basedOn w:val="TableNormal"/>
-    <w:pPr>
-      <w:spacing w:after="0" w:line="240" w:lineRule="auto"/>
-    </w:pPr>
-    <w:tblPr>
-      <w:tblStyleRowBandSize w:val="1"/>
-      <w:tblStyleColBandSize w:val="1"/>
-      <w:tblCellMar>
-        <w:top w:w="0.0" w:type="dxa"/>
-        <w:left w:w="108.0" w:type="dxa"/>
-        <w:bottom w:w="0.0" w:type="dxa"/>
-        <w:right w:w="108.0" w:type="dxa"/>
-      </w:tblCellMar>
-    </w:tblPr>
-  </w:style>
-  <w:style w:type="table" w:styleId="Table5">
     <w:basedOn w:val="TableNormal"/>
     <w:pPr>
       <w:spacing w:after="0" w:line="240" w:lineRule="auto"/>
